--- a/data/revised_2026-10_full/outputs/v2/Chemistry/SS1.5_Periodicity/Chemistry_Periodicity_SummaryTable.docx
+++ b/data/revised_2026-10_full/outputs/v2/Chemistry/SS1.5_Periodicity/Chemistry_Periodicity_SummaryTable.docx
@@ -1694,7 +1694,7 @@
         </w:rPr>
         <w:t xml:space="preserve">© 2026 SeaVuria and ARES. This work is licensed under a </w:t>
       </w:r>
-      <w:hyperlink w:history="1" r:id="rId6od0htjvx4rgglhvlzjsi">
+      <w:hyperlink w:history="1" r:id="rId_ze0a7egtmarpl5oqbgfq">
         <w:r>
           <w:rPr>
             <w:rFonts w:ascii="Arial" w:cs="Arial" w:eastAsia="Arial" w:hAnsi="Arial"/>
@@ -1714,7 +1714,7 @@
         </w:rPr>
         <w:t xml:space="preserve"> (</w:t>
       </w:r>
-      <w:hyperlink w:history="1" r:id="rIdxupfc3s1jqvpabivhido2">
+      <w:hyperlink w:history="1" r:id="rIdze6qistuwru2qwrwkl6xp">
         <w:r>
           <w:rPr>
             <w:rFonts w:ascii="Arial" w:cs="Arial" w:eastAsia="Arial" w:hAnsi="Arial"/>
@@ -1734,7 +1734,7 @@
         </w:rPr>
         <w:t xml:space="preserve">). To view a copy of this license, visit </w:t>
       </w:r>
-      <w:hyperlink w:history="1" r:id="rId6bq4t_hcz4wf9xnan3k9b">
+      <w:hyperlink w:history="1" r:id="rIdtc0firuhk43ghoer2fzr_">
         <w:r>
           <w:rPr>
             <w:rFonts w:ascii="Arial" w:cs="Arial" w:eastAsia="Arial" w:hAnsi="Arial"/>
